--- a/src_rag/ARQUITECTURA_CODIGO.docx
+++ b/src_rag/ARQUITECTURA_CODIGO.docx
@@ -14,13 +14,7 @@
         <w:rPr>
           <w:lang w:val="es-ES"/>
         </w:rPr>
-        <w:t xml:space="preserve">Arquitectura </w:t>
-      </w:r>
-      <w:r>
-        <w:rPr>
-          <w:lang w:val="es-ES"/>
-        </w:rPr>
-        <w:t>TFG-RAG</w:t>
+        <w:t>Arquitectura TFG-RAG</w:t>
       </w:r>
     </w:p>
     <w:p>
@@ -34,13 +28,7 @@
         <w:rPr>
           <w:lang w:val="es-ES"/>
         </w:rPr>
-        <w:t>A</w:t>
-      </w:r>
-      <w:r>
-        <w:rPr>
-          <w:lang w:val="es-ES"/>
-        </w:rPr>
-        <w:t>rquitectura general</w:t>
+        <w:t>Arquitectura general</w:t>
       </w:r>
     </w:p>
     <w:p>
@@ -60,13 +48,73 @@
           <w:b/>
           <w:lang w:val="es-ES"/>
         </w:rPr>
-        <w:t>RAG (Retrieval-Augmented Generation)</w:t>
-      </w:r>
-      <w:r>
-        <w:rPr>
-          <w:lang w:val="es-ES"/>
-        </w:rPr>
-        <w:t xml:space="preserve"> con backend FastAPI, desplegado en Azure.</w:t>
+        <w:t>RAG (</w:t>
+      </w:r>
+      <w:proofErr w:type="spellStart"/>
+      <w:r>
+        <w:rPr>
+          <w:b/>
+          <w:lang w:val="es-ES"/>
+        </w:rPr>
+        <w:t>Retrieval-Augmented</w:t>
+      </w:r>
+      <w:proofErr w:type="spellEnd"/>
+      <w:r>
+        <w:rPr>
+          <w:b/>
+          <w:lang w:val="es-ES"/>
+        </w:rPr>
+        <w:t xml:space="preserve"> </w:t>
+      </w:r>
+      <w:proofErr w:type="spellStart"/>
+      <w:r>
+        <w:rPr>
+          <w:b/>
+          <w:lang w:val="es-ES"/>
+        </w:rPr>
+        <w:t>Generation</w:t>
+      </w:r>
+      <w:proofErr w:type="spellEnd"/>
+      <w:r>
+        <w:rPr>
+          <w:b/>
+          <w:lang w:val="es-ES"/>
+        </w:rPr>
+        <w:t>)</w:t>
+      </w:r>
+      <w:r>
+        <w:rPr>
+          <w:lang w:val="es-ES"/>
+        </w:rPr>
+        <w:t xml:space="preserve"> con </w:t>
+      </w:r>
+      <w:proofErr w:type="spellStart"/>
+      <w:r>
+        <w:rPr>
+          <w:lang w:val="es-ES"/>
+        </w:rPr>
+        <w:t>backend</w:t>
+      </w:r>
+      <w:proofErr w:type="spellEnd"/>
+      <w:r>
+        <w:rPr>
+          <w:lang w:val="es-ES"/>
+        </w:rPr>
+        <w:t xml:space="preserve"> </w:t>
+      </w:r>
+      <w:proofErr w:type="spellStart"/>
+      <w:r>
+        <w:rPr>
+          <w:lang w:val="es-ES"/>
+        </w:rPr>
+        <w:t>FastAPI</w:t>
+      </w:r>
+      <w:proofErr w:type="spellEnd"/>
+      <w:r>
+        <w:rPr>
+          <w:lang w:val="es-ES"/>
+        </w:rPr>
+        <w:t>, desplegado en Azure.</w:t>
       </w:r>
     </w:p>
     <w:p>
@@ -79,7 +127,35 @@
         <w:rPr>
           <w:lang w:val="es-ES"/>
         </w:rPr>
-        <w:t>El flujo principal es: recibir una pregunta  buscar documentos relevantes  generar una respuesta con un agente de IA.</w:t>
+        <w:t xml:space="preserve">El flujo principal es: recibir una </w:t>
+      </w:r>
+      <w:proofErr w:type="gramStart"/>
+      <w:r>
+        <w:rPr>
+          <w:lang w:val="es-ES"/>
+        </w:rPr>
+        <w:t>pregunta  buscar</w:t>
+      </w:r>
+      <w:proofErr w:type="gramEnd"/>
+      <w:r>
+        <w:rPr>
+          <w:lang w:val="es-ES"/>
+        </w:rPr>
+        <w:t xml:space="preserve"> documentos </w:t>
+      </w:r>
+      <w:proofErr w:type="gramStart"/>
+      <w:r>
+        <w:rPr>
+          <w:lang w:val="es-ES"/>
+        </w:rPr>
+        <w:t>relevantes  generar</w:t>
+      </w:r>
+      <w:proofErr w:type="gramEnd"/>
+      <w:r>
+        <w:rPr>
+          <w:lang w:val="es-ES"/>
+        </w:rPr>
+        <w:t xml:space="preserve"> una respuesta con un agente de IA.</w:t>
       </w:r>
     </w:p>
     <w:p>
@@ -113,13 +189,7 @@
         <w:rPr>
           <w:lang w:val="es-ES"/>
         </w:rPr>
-        <w:t>P</w:t>
-      </w:r>
-      <w:r>
-        <w:rPr>
-          <w:lang w:val="es-ES"/>
-        </w:rPr>
-        <w:t>unto de entrada / API REST</w:t>
+        <w:t>Punto de entrada / API REST</w:t>
       </w:r>
     </w:p>
     <w:p>
@@ -133,15 +203,74 @@
         <w:rPr>
           <w:lang w:val="es-ES"/>
         </w:rPr>
-        <w:t>Levanta la aplicación FastAPI con CORS configurado.</w:t>
+        <w:t xml:space="preserve">Levanta la aplicación </w:t>
+      </w:r>
+      <w:proofErr w:type="spellStart"/>
+      <w:r>
+        <w:rPr>
+          <w:lang w:val="es-ES"/>
+        </w:rPr>
+        <w:t>FastAPI</w:t>
+      </w:r>
+      <w:proofErr w:type="spellEnd"/>
+      <w:r>
+        <w:rPr>
+          <w:lang w:val="es-ES"/>
+        </w:rPr>
+        <w:t xml:space="preserve"> con CORS configurado.</w:t>
       </w:r>
     </w:p>
     <w:p>
       <w:pPr>
         <w:pStyle w:val="Listaconvietas"/>
       </w:pPr>
-      <w:r>
-        <w:t>Expone los endpoints HTTP que consume el frontend (React en localhost:3000).</w:t>
+      <w:proofErr w:type="spellStart"/>
+      <w:r>
+        <w:t>Expone</w:t>
+      </w:r>
+      <w:proofErr w:type="spellEnd"/>
+      <w:r>
+        <w:t xml:space="preserve"> </w:t>
+      </w:r>
+      <w:proofErr w:type="spellStart"/>
+      <w:r>
+        <w:t>los</w:t>
+      </w:r>
+      <w:proofErr w:type="spellEnd"/>
+      <w:r>
+        <w:t xml:space="preserve"> endpoints HTTP </w:t>
+      </w:r>
+      <w:proofErr w:type="spellStart"/>
+      <w:r>
+        <w:t>que</w:t>
+      </w:r>
+      <w:proofErr w:type="spellEnd"/>
+      <w:r>
+        <w:t xml:space="preserve"> </w:t>
+      </w:r>
+      <w:proofErr w:type="gramStart"/>
+      <w:r>
+        <w:t>consume</w:t>
+      </w:r>
+      <w:proofErr w:type="gramEnd"/>
+      <w:r>
+        <w:t xml:space="preserve"> </w:t>
+      </w:r>
+      <w:proofErr w:type="spellStart"/>
+      <w:r>
+        <w:t>el</w:t>
+      </w:r>
+      <w:proofErr w:type="spellEnd"/>
+      <w:r>
+        <w:t xml:space="preserve"> frontend (React </w:t>
+      </w:r>
+      <w:proofErr w:type="spellStart"/>
+      <w:r>
+        <w:t>en</w:t>
+      </w:r>
+      <w:proofErr w:type="spellEnd"/>
+      <w:r>
+        <w:t xml:space="preserve"> localhost:3000).</w:t>
       </w:r>
     </w:p>
     <w:p>
@@ -155,7 +284,21 @@
         <w:rPr>
           <w:lang w:val="es-ES"/>
         </w:rPr>
-        <w:t>Conecta con Azure CosmosDB para guardar y recuperar el historial de conversaciones.</w:t>
+        <w:t xml:space="preserve">Conecta con Azure </w:t>
+      </w:r>
+      <w:proofErr w:type="spellStart"/>
+      <w:r>
+        <w:rPr>
+          <w:lang w:val="es-ES"/>
+        </w:rPr>
+        <w:t>CosmosDB</w:t>
+      </w:r>
+      <w:proofErr w:type="spellEnd"/>
+      <w:r>
+        <w:rPr>
+          <w:lang w:val="es-ES"/>
+        </w:rPr>
+        <w:t xml:space="preserve"> para guardar y recuperar el historial de conversaciones.</w:t>
       </w:r>
     </w:p>
     <w:p>
@@ -169,7 +312,63 @@
         <w:rPr>
           <w:lang w:val="es-ES"/>
         </w:rPr>
-        <w:t>Usa un ThreadPoolExecutor para no bloquear el event loop con operaciones lentas (e.g., lecturas a BD).</w:t>
+        <w:t xml:space="preserve">Usa un </w:t>
+      </w:r>
+      <w:proofErr w:type="spellStart"/>
+      <w:r>
+        <w:rPr>
+          <w:lang w:val="es-ES"/>
+        </w:rPr>
+        <w:t>ThreadPoolExecutor</w:t>
+      </w:r>
+      <w:proofErr w:type="spellEnd"/>
+      <w:r>
+        <w:rPr>
+          <w:lang w:val="es-ES"/>
+        </w:rPr>
+        <w:t xml:space="preserve"> para no bloquear el </w:t>
+      </w:r>
+      <w:proofErr w:type="spellStart"/>
+      <w:r>
+        <w:rPr>
+          <w:lang w:val="es-ES"/>
+        </w:rPr>
+        <w:t>event</w:t>
+      </w:r>
+      <w:proofErr w:type="spellEnd"/>
+      <w:r>
+        <w:rPr>
+          <w:lang w:val="es-ES"/>
+        </w:rPr>
+        <w:t xml:space="preserve"> </w:t>
+      </w:r>
+      <w:proofErr w:type="spellStart"/>
+      <w:r>
+        <w:rPr>
+          <w:lang w:val="es-ES"/>
+        </w:rPr>
+        <w:t>loop</w:t>
+      </w:r>
+      <w:proofErr w:type="spellEnd"/>
+      <w:r>
+        <w:rPr>
+          <w:lang w:val="es-ES"/>
+        </w:rPr>
+        <w:t xml:space="preserve"> con operaciones lentas (</w:t>
+      </w:r>
+      <w:proofErr w:type="spellStart"/>
+      <w:r>
+        <w:rPr>
+          <w:lang w:val="es-ES"/>
+        </w:rPr>
+        <w:t>e.g</w:t>
+      </w:r>
+      <w:proofErr w:type="spellEnd"/>
+      <w:r>
+        <w:rPr>
+          <w:lang w:val="es-ES"/>
+        </w:rPr>
+        <w:t>., lecturas a BD).</w:t>
       </w:r>
     </w:p>
     <w:p>
@@ -216,17 +415,154 @@
         <w:rPr>
           <w:lang w:val="es-ES"/>
         </w:rPr>
-        <w:t>Es el grafo de estados (LangGraph). Controla el flujo completo de una consulta:</w:t>
+        <w:t>Es el grafo de estados (</w:t>
+      </w:r>
+      <w:proofErr w:type="spellStart"/>
+      <w:r>
+        <w:rPr>
+          <w:lang w:val="es-ES"/>
+        </w:rPr>
+        <w:t>LangGraph</w:t>
+      </w:r>
+      <w:proofErr w:type="spellEnd"/>
+      <w:r>
+        <w:rPr>
+          <w:lang w:val="es-ES"/>
+        </w:rPr>
+        <w:t>). Controla el flujo completo de una consulta:</w:t>
       </w:r>
     </w:p>
     <w:p>
+      <w:proofErr w:type="gramStart"/>
       <w:r>
         <w:rPr>
           <w:rFonts w:ascii="Courier New" w:hAnsi="Courier New"/>
           <w:sz w:val="18"/>
         </w:rPr>
-        <w:t>START  validate_user_input  [guardrails_input]  classify_context  [retrieve]  generate  [guardrails_output]  END</w:t>
-      </w:r>
+        <w:t xml:space="preserve">START  </w:t>
+      </w:r>
+      <w:proofErr w:type="spellStart"/>
+      <w:r>
+        <w:rPr>
+          <w:rFonts w:ascii="Courier New" w:hAnsi="Courier New"/>
+          <w:sz w:val="18"/>
+        </w:rPr>
+        <w:t>validate</w:t>
+      </w:r>
+      <w:proofErr w:type="gramEnd"/>
+      <w:r>
+        <w:rPr>
+          <w:rFonts w:ascii="Courier New" w:hAnsi="Courier New"/>
+          <w:sz w:val="18"/>
+        </w:rPr>
+        <w:t>_user_</w:t>
+      </w:r>
+      <w:proofErr w:type="gramStart"/>
+      <w:r>
+        <w:rPr>
+          <w:rFonts w:ascii="Courier New" w:hAnsi="Courier New"/>
+          <w:sz w:val="18"/>
+        </w:rPr>
+        <w:t>input</w:t>
+      </w:r>
+      <w:proofErr w:type="spellEnd"/>
+      <w:r>
+        <w:rPr>
+          <w:rFonts w:ascii="Courier New" w:hAnsi="Courier New"/>
+          <w:sz w:val="18"/>
+        </w:rPr>
+        <w:t xml:space="preserve">  [</w:t>
+      </w:r>
+      <w:proofErr w:type="spellStart"/>
+      <w:proofErr w:type="gramEnd"/>
+      <w:r>
+        <w:rPr>
+          <w:rFonts w:ascii="Courier New" w:hAnsi="Courier New"/>
+          <w:sz w:val="18"/>
+        </w:rPr>
+        <w:t>guardrails_</w:t>
+      </w:r>
+      <w:proofErr w:type="gramStart"/>
+      <w:r>
+        <w:rPr>
+          <w:rFonts w:ascii="Courier New" w:hAnsi="Courier New"/>
+          <w:sz w:val="18"/>
+        </w:rPr>
+        <w:t>input</w:t>
+      </w:r>
+      <w:proofErr w:type="spellEnd"/>
+      <w:r>
+        <w:rPr>
+          <w:rFonts w:ascii="Courier New" w:hAnsi="Courier New"/>
+          <w:sz w:val="18"/>
+        </w:rPr>
+        <w:t xml:space="preserve">]  </w:t>
+      </w:r>
+      <w:proofErr w:type="spellStart"/>
+      <w:r>
+        <w:rPr>
+          <w:rFonts w:ascii="Courier New" w:hAnsi="Courier New"/>
+          <w:sz w:val="18"/>
+        </w:rPr>
+        <w:t>classify</w:t>
+      </w:r>
+      <w:proofErr w:type="gramEnd"/>
+      <w:r>
+        <w:rPr>
+          <w:rFonts w:ascii="Courier New" w:hAnsi="Courier New"/>
+          <w:sz w:val="18"/>
+        </w:rPr>
+        <w:t>_</w:t>
+      </w:r>
+      <w:proofErr w:type="gramStart"/>
+      <w:r>
+        <w:rPr>
+          <w:rFonts w:ascii="Courier New" w:hAnsi="Courier New"/>
+          <w:sz w:val="18"/>
+        </w:rPr>
+        <w:t>context</w:t>
+      </w:r>
+      <w:proofErr w:type="spellEnd"/>
+      <w:r>
+        <w:rPr>
+          <w:rFonts w:ascii="Courier New" w:hAnsi="Courier New"/>
+          <w:sz w:val="18"/>
+        </w:rPr>
+        <w:t xml:space="preserve">  [retrieve]  generate</w:t>
+      </w:r>
+      <w:proofErr w:type="gramEnd"/>
+      <w:r>
+        <w:rPr>
+          <w:rFonts w:ascii="Courier New" w:hAnsi="Courier New"/>
+          <w:sz w:val="18"/>
+        </w:rPr>
+        <w:t xml:space="preserve">  [</w:t>
+      </w:r>
+      <w:proofErr w:type="spellStart"/>
+      <w:r>
+        <w:rPr>
+          <w:rFonts w:ascii="Courier New" w:hAnsi="Courier New"/>
+          <w:sz w:val="18"/>
+        </w:rPr>
+        <w:t>guardrails_</w:t>
+      </w:r>
+      <w:proofErr w:type="gramStart"/>
+      <w:r>
+        <w:rPr>
+          <w:rFonts w:ascii="Courier New" w:hAnsi="Courier New"/>
+          <w:sz w:val="18"/>
+        </w:rPr>
+        <w:t>output</w:t>
+      </w:r>
+      <w:proofErr w:type="spellEnd"/>
+      <w:r>
+        <w:rPr>
+          <w:rFonts w:ascii="Courier New" w:hAnsi="Courier New"/>
+          <w:sz w:val="18"/>
+        </w:rPr>
+        <w:t>]  END</w:t>
+      </w:r>
+      <w:proofErr w:type="gramEnd"/>
     </w:p>
     <w:p/>
     <w:tbl>
@@ -245,12 +581,14 @@
             <w:tcW w:w="4320" w:type="dxa"/>
           </w:tcPr>
           <w:p>
+            <w:proofErr w:type="spellStart"/>
             <w:r>
               <w:rPr>
                 <w:b/>
               </w:rPr>
               <w:t>Nodo</w:t>
             </w:r>
+            <w:proofErr w:type="spellEnd"/>
           </w:p>
         </w:tc>
         <w:tc>
@@ -258,12 +596,28 @@
             <w:tcW w:w="4320" w:type="dxa"/>
           </w:tcPr>
           <w:p>
+            <w:proofErr w:type="spellStart"/>
             <w:r>
               <w:rPr>
                 <w:b/>
               </w:rPr>
-              <w:t>Qué hace</w:t>
+              <w:t>Qué</w:t>
             </w:r>
+            <w:proofErr w:type="spellEnd"/>
+            <w:r>
+              <w:rPr>
+                <w:b/>
+              </w:rPr>
+              <w:t xml:space="preserve"> </w:t>
+            </w:r>
+            <w:proofErr w:type="spellStart"/>
+            <w:r>
+              <w:rPr>
+                <w:b/>
+              </w:rPr>
+              <w:t>hace</w:t>
+            </w:r>
+            <w:proofErr w:type="spellEnd"/>
           </w:p>
         </w:tc>
       </w:tr>
@@ -273,9 +627,11 @@
             <w:tcW w:w="4320" w:type="dxa"/>
           </w:tcPr>
           <w:p>
+            <w:proofErr w:type="spellStart"/>
             <w:r>
               <w:t>validate_user_input</w:t>
             </w:r>
+            <w:proofErr w:type="spellEnd"/>
           </w:p>
         </w:tc>
         <w:tc>
@@ -292,7 +648,21 @@
               <w:rPr>
                 <w:lang w:val="es-ES"/>
               </w:rPr>
-              <w:t>Sanea y valida la query entrante</w:t>
+              <w:t xml:space="preserve">Sanea y valida la </w:t>
+            </w:r>
+            <w:proofErr w:type="spellStart"/>
+            <w:r>
+              <w:rPr>
+                <w:lang w:val="es-ES"/>
+              </w:rPr>
+              <w:t>query</w:t>
+            </w:r>
+            <w:proofErr w:type="spellEnd"/>
+            <w:r>
+              <w:rPr>
+                <w:lang w:val="es-ES"/>
+              </w:rPr>
+              <w:t xml:space="preserve"> entrante</w:t>
             </w:r>
           </w:p>
         </w:tc>
@@ -303,9 +673,11 @@
             <w:tcW w:w="4320" w:type="dxa"/>
           </w:tcPr>
           <w:p>
+            <w:proofErr w:type="spellStart"/>
             <w:r>
               <w:t>classify_context</w:t>
             </w:r>
+            <w:proofErr w:type="spellEnd"/>
           </w:p>
         </w:tc>
         <w:tc>
@@ -382,7 +754,21 @@
               <w:rPr>
                 <w:lang w:val="es-ES"/>
               </w:rPr>
-              <w:t>Llama al agente (Azure Assistants) para generar la respuesta</w:t>
+              <w:t xml:space="preserve">Llama al agente (Azure </w:t>
+            </w:r>
+            <w:proofErr w:type="spellStart"/>
+            <w:r>
+              <w:rPr>
+                <w:lang w:val="es-ES"/>
+              </w:rPr>
+              <w:t>Assistants</w:t>
+            </w:r>
+            <w:proofErr w:type="spellEnd"/>
+            <w:r>
+              <w:rPr>
+                <w:lang w:val="es-ES"/>
+              </w:rPr>
+              <w:t>) para generar la respuesta</w:t>
             </w:r>
           </w:p>
         </w:tc>
@@ -393,8 +779,13 @@
             <w:tcW w:w="4320" w:type="dxa"/>
           </w:tcPr>
           <w:p>
+            <w:proofErr w:type="spellStart"/>
             <w:r>
-              <w:t>guardrails_input/output</w:t>
+              <w:t>guardrails_input</w:t>
+            </w:r>
+            <w:proofErr w:type="spellEnd"/>
+            <w:r>
+              <w:t>/output</w:t>
             </w:r>
           </w:p>
         </w:tc>
@@ -412,7 +803,21 @@
               <w:rPr>
                 <w:lang w:val="es-ES"/>
               </w:rPr>
-              <w:t>Filtros opcionales de seguridad (activables en config)</w:t>
+              <w:t xml:space="preserve">Filtros opcionales de seguridad (activables en </w:t>
+            </w:r>
+            <w:proofErr w:type="spellStart"/>
+            <w:r>
+              <w:rPr>
+                <w:lang w:val="es-ES"/>
+              </w:rPr>
+              <w:t>config</w:t>
+            </w:r>
+            <w:proofErr w:type="spellEnd"/>
+            <w:r>
+              <w:rPr>
+                <w:lang w:val="es-ES"/>
+              </w:rPr>
+              <w:t>)</w:t>
             </w:r>
           </w:p>
         </w:tc>
@@ -423,9 +828,11 @@
             <w:tcW w:w="4320" w:type="dxa"/>
           </w:tcPr>
           <w:p>
+            <w:proofErr w:type="spellStart"/>
             <w:r>
               <w:t>handle_error</w:t>
             </w:r>
+            <w:proofErr w:type="spellEnd"/>
           </w:p>
         </w:tc>
         <w:tc>
@@ -433,9 +840,27 @@
             <w:tcW w:w="4320" w:type="dxa"/>
           </w:tcPr>
           <w:p>
+            <w:proofErr w:type="spellStart"/>
             <w:r>
-              <w:t>Manejo centralizado de errores</w:t>
+              <w:t>Manejo</w:t>
             </w:r>
+            <w:proofErr w:type="spellEnd"/>
+            <w:r>
+              <w:t xml:space="preserve"> </w:t>
+            </w:r>
+            <w:proofErr w:type="spellStart"/>
+            <w:r>
+              <w:t>centralizado</w:t>
+            </w:r>
+            <w:proofErr w:type="spellEnd"/>
+            <w:r>
+              <w:t xml:space="preserve"> de </w:t>
+            </w:r>
+            <w:proofErr w:type="spellStart"/>
+            <w:r>
+              <w:t>errores</w:t>
+            </w:r>
+            <w:proofErr w:type="spellEnd"/>
           </w:p>
         </w:tc>
       </w:tr>
@@ -451,7 +876,63 @@
         <w:rPr>
           <w:lang w:val="es-ES"/>
         </w:rPr>
-        <w:t>El estado global (RAGState) fluye entre nodos y contiene: la query, historial, chunks recuperados, respuesta, timestamps, etc.</w:t>
+        <w:t>El estado global (</w:t>
+      </w:r>
+      <w:proofErr w:type="spellStart"/>
+      <w:r>
+        <w:rPr>
+          <w:lang w:val="es-ES"/>
+        </w:rPr>
+        <w:t>RAGState</w:t>
+      </w:r>
+      <w:proofErr w:type="spellEnd"/>
+      <w:r>
+        <w:rPr>
+          <w:lang w:val="es-ES"/>
+        </w:rPr>
+        <w:t xml:space="preserve">) fluye entre nodos y contiene: la </w:t>
+      </w:r>
+      <w:proofErr w:type="spellStart"/>
+      <w:r>
+        <w:rPr>
+          <w:lang w:val="es-ES"/>
+        </w:rPr>
+        <w:t>query</w:t>
+      </w:r>
+      <w:proofErr w:type="spellEnd"/>
+      <w:r>
+        <w:rPr>
+          <w:lang w:val="es-ES"/>
+        </w:rPr>
+        <w:t xml:space="preserve">, historial, </w:t>
+      </w:r>
+      <w:proofErr w:type="spellStart"/>
+      <w:r>
+        <w:rPr>
+          <w:lang w:val="es-ES"/>
+        </w:rPr>
+        <w:t>chunks</w:t>
+      </w:r>
+      <w:proofErr w:type="spellEnd"/>
+      <w:r>
+        <w:rPr>
+          <w:lang w:val="es-ES"/>
+        </w:rPr>
+        <w:t xml:space="preserve"> recuperados, respuesta, </w:t>
+      </w:r>
+      <w:proofErr w:type="spellStart"/>
+      <w:r>
+        <w:rPr>
+          <w:lang w:val="es-ES"/>
+        </w:rPr>
+        <w:t>timestamps</w:t>
+      </w:r>
+      <w:proofErr w:type="spellEnd"/>
+      <w:r>
+        <w:rPr>
+          <w:lang w:val="es-ES"/>
+        </w:rPr>
+        <w:t>, etc.</w:t>
       </w:r>
     </w:p>
     <w:p>
@@ -473,7 +954,23 @@
         <w:t xml:space="preserve">– </w:t>
       </w:r>
       <w:r>
-        <w:t>Motor de generación con Agentes Azure</w:t>
+        <w:t xml:space="preserve">Motor de </w:t>
+      </w:r>
+      <w:proofErr w:type="spellStart"/>
+      <w:r>
+        <w:t>generación</w:t>
+      </w:r>
+      <w:proofErr w:type="spellEnd"/>
+      <w:r>
+        <w:t xml:space="preserve"> con </w:t>
+      </w:r>
+      <w:proofErr w:type="spellStart"/>
+      <w:r>
+        <w:t>Agentes</w:t>
+      </w:r>
+      <w:proofErr w:type="spellEnd"/>
+      <w:r>
+        <w:t xml:space="preserve"> Azure</w:t>
       </w:r>
     </w:p>
     <w:p>
@@ -481,7 +978,23 @@
         <w:pStyle w:val="Listaconvietas"/>
       </w:pPr>
       <w:r>
-        <w:t>Se conecta a Azure AI Foundry (Azure OpenAI Assistants API).</w:t>
+        <w:t xml:space="preserve">Se </w:t>
+      </w:r>
+      <w:proofErr w:type="spellStart"/>
+      <w:r>
+        <w:t>conecta</w:t>
+      </w:r>
+      <w:proofErr w:type="spellEnd"/>
+      <w:r>
+        <w:t xml:space="preserve"> </w:t>
+      </w:r>
+      <w:proofErr w:type="gramStart"/>
+      <w:r>
+        <w:t>a</w:t>
+      </w:r>
+      <w:proofErr w:type="gramEnd"/>
+      <w:r>
+        <w:t xml:space="preserve"> Azure AI Foundry (Azure OpenAI Assistants API).</w:t>
       </w:r>
     </w:p>
     <w:p>
@@ -495,7 +1008,21 @@
         <w:rPr>
           <w:lang w:val="es-ES"/>
         </w:rPr>
-        <w:t>Gestiona un agente principal y subagentes que pueden ejecutarse en paralelo (run_parallel_orchestration).</w:t>
+        <w:t>Gestiona un agente principal y subagentes que pueden ejecutarse en paralelo (</w:t>
+      </w:r>
+      <w:proofErr w:type="spellStart"/>
+      <w:r>
+        <w:rPr>
+          <w:lang w:val="es-ES"/>
+        </w:rPr>
+        <w:t>run_parallel_orchestration</w:t>
+      </w:r>
+      <w:proofErr w:type="spellEnd"/>
+      <w:r>
+        <w:rPr>
+          <w:lang w:val="es-ES"/>
+        </w:rPr>
+        <w:t>).</w:t>
       </w:r>
     </w:p>
     <w:p>
@@ -509,7 +1036,53 @@
         <w:rPr>
           <w:lang w:val="es-ES"/>
         </w:rPr>
-        <w:t>Cada asistente está configurado con un JSON en /jsonsAsistentes/ (ej. iberia.json, telia.json).</w:t>
+        <w:t>Cada asistente está configurado con un JSON en /</w:t>
+      </w:r>
+      <w:proofErr w:type="spellStart"/>
+      <w:r>
+        <w:rPr>
+          <w:lang w:val="es-ES"/>
+        </w:rPr>
+        <w:t>jsonsAsistentes</w:t>
+      </w:r>
+      <w:proofErr w:type="spellEnd"/>
+      <w:r>
+        <w:rPr>
+          <w:lang w:val="es-ES"/>
+        </w:rPr>
+        <w:t xml:space="preserve">/ (ej. </w:t>
+      </w:r>
+      <w:proofErr w:type="spellStart"/>
+      <w:proofErr w:type="gramStart"/>
+      <w:r>
+        <w:rPr>
+          <w:lang w:val="es-ES"/>
+        </w:rPr>
+        <w:t>iberia.json</w:t>
+      </w:r>
+      <w:proofErr w:type="spellEnd"/>
+      <w:proofErr w:type="gramEnd"/>
+      <w:r>
+        <w:rPr>
+          <w:lang w:val="es-ES"/>
+        </w:rPr>
+        <w:t xml:space="preserve">, </w:t>
+      </w:r>
+      <w:proofErr w:type="spellStart"/>
+      <w:proofErr w:type="gramStart"/>
+      <w:r>
+        <w:rPr>
+          <w:lang w:val="es-ES"/>
+        </w:rPr>
+        <w:t>telia.json</w:t>
+      </w:r>
+      <w:proofErr w:type="spellEnd"/>
+      <w:proofErr w:type="gramEnd"/>
+      <w:r>
+        <w:rPr>
+          <w:lang w:val="es-ES"/>
+        </w:rPr>
+        <w:t>).</w:t>
       </w:r>
     </w:p>
     <w:p>
@@ -530,8 +1103,21 @@
       <w:pPr>
         <w:pStyle w:val="Listaconvietas"/>
       </w:pPr>
-      <w:r>
-        <w:t>Soporta streaming de respuestas.</w:t>
+      <w:proofErr w:type="spellStart"/>
+      <w:r>
+        <w:t>Soporta</w:t>
+      </w:r>
+      <w:proofErr w:type="spellEnd"/>
+      <w:r>
+        <w:t xml:space="preserve"> streaming de </w:t>
+      </w:r>
+      <w:proofErr w:type="spellStart"/>
+      <w:r>
+        <w:t>respuestas</w:t>
+      </w:r>
+      <w:proofErr w:type="spellEnd"/>
+      <w:r>
+        <w:t>.</w:t>
       </w:r>
     </w:p>
     <w:p>
@@ -585,12 +1171,92 @@
         <w:rPr>
           <w:lang w:val="es-ES"/>
         </w:rPr>
-        <w:t>1. Vector search  convierte la query en embeddings con Azure OpenAI.</w:t>
+        <w:t xml:space="preserve">1. Vector </w:t>
+      </w:r>
+      <w:proofErr w:type="spellStart"/>
+      <w:proofErr w:type="gramStart"/>
+      <w:r>
+        <w:rPr>
+          <w:lang w:val="es-ES"/>
+        </w:rPr>
+        <w:t>search</w:t>
+      </w:r>
+      <w:proofErr w:type="spellEnd"/>
+      <w:r>
+        <w:rPr>
+          <w:lang w:val="es-ES"/>
+        </w:rPr>
+        <w:t xml:space="preserve">  convierte</w:t>
+      </w:r>
+      <w:proofErr w:type="gramEnd"/>
+      <w:r>
+        <w:rPr>
+          <w:lang w:val="es-ES"/>
+        </w:rPr>
+        <w:t xml:space="preserve"> la </w:t>
+      </w:r>
+      <w:proofErr w:type="spellStart"/>
+      <w:r>
+        <w:rPr>
+          <w:lang w:val="es-ES"/>
+        </w:rPr>
+        <w:t>query</w:t>
+      </w:r>
+      <w:proofErr w:type="spellEnd"/>
+      <w:r>
+        <w:rPr>
+          <w:lang w:val="es-ES"/>
+        </w:rPr>
+        <w:t xml:space="preserve"> en </w:t>
+      </w:r>
+      <w:proofErr w:type="spellStart"/>
+      <w:r>
+        <w:rPr>
+          <w:lang w:val="es-ES"/>
+        </w:rPr>
+        <w:t>embeddings</w:t>
+      </w:r>
+      <w:proofErr w:type="spellEnd"/>
+      <w:r>
+        <w:rPr>
+          <w:lang w:val="es-ES"/>
+        </w:rPr>
+        <w:t xml:space="preserve"> con Azure </w:t>
+      </w:r>
+      <w:proofErr w:type="spellStart"/>
+      <w:r>
+        <w:rPr>
+          <w:lang w:val="es-ES"/>
+        </w:rPr>
+        <w:t>OpenAI</w:t>
+      </w:r>
+      <w:proofErr w:type="spellEnd"/>
+      <w:r>
+        <w:rPr>
+          <w:lang w:val="es-ES"/>
+        </w:rPr>
+        <w:t>.</w:t>
       </w:r>
     </w:p>
     <w:p>
       <w:r>
-        <w:t>2. Semantic search  re-ranking semántico de Azure.</w:t>
+        <w:t xml:space="preserve">2. Semantic </w:t>
+      </w:r>
+      <w:proofErr w:type="gramStart"/>
+      <w:r>
+        <w:t>search  re</w:t>
+      </w:r>
+      <w:proofErr w:type="gramEnd"/>
+      <w:r>
+        <w:t xml:space="preserve">-ranking </w:t>
+      </w:r>
+      <w:proofErr w:type="spellStart"/>
+      <w:r>
+        <w:t>semántico</w:t>
+      </w:r>
+      <w:proofErr w:type="spellEnd"/>
+      <w:r>
+        <w:t xml:space="preserve"> de Azure.</w:t>
       </w:r>
     </w:p>
     <w:p>
@@ -603,7 +1269,43 @@
         <w:rPr>
           <w:lang w:val="es-ES"/>
         </w:rPr>
-        <w:t>3. Keyword search  búsqueda textual clásica.</w:t>
+        <w:t xml:space="preserve">3. </w:t>
+      </w:r>
+      <w:proofErr w:type="spellStart"/>
+      <w:r>
+        <w:rPr>
+          <w:lang w:val="es-ES"/>
+        </w:rPr>
+        <w:t>Keyword</w:t>
+      </w:r>
+      <w:proofErr w:type="spellEnd"/>
+      <w:r>
+        <w:rPr>
+          <w:lang w:val="es-ES"/>
+        </w:rPr>
+        <w:t xml:space="preserve"> </w:t>
+      </w:r>
+      <w:proofErr w:type="spellStart"/>
+      <w:proofErr w:type="gramStart"/>
+      <w:r>
+        <w:rPr>
+          <w:lang w:val="es-ES"/>
+        </w:rPr>
+        <w:t>search</w:t>
+      </w:r>
+      <w:proofErr w:type="spellEnd"/>
+      <w:r>
+        <w:rPr>
+          <w:lang w:val="es-ES"/>
+        </w:rPr>
+        <w:t xml:space="preserve">  búsqueda</w:t>
+      </w:r>
+      <w:proofErr w:type="gramEnd"/>
+      <w:r>
+        <w:rPr>
+          <w:lang w:val="es-ES"/>
+        </w:rPr>
+        <w:t xml:space="preserve"> textual clásica.</w:t>
       </w:r>
     </w:p>
     <w:p>
@@ -616,7 +1318,77 @@
         <w:rPr>
           <w:lang w:val="es-ES"/>
         </w:rPr>
-        <w:t>También hace query expansion: extrae nombres propios del historial de conversación (regex) y enriquece la query para recuperar los chunks más relevantes.</w:t>
+        <w:t xml:space="preserve">También hace </w:t>
+      </w:r>
+      <w:proofErr w:type="spellStart"/>
+      <w:r>
+        <w:rPr>
+          <w:lang w:val="es-ES"/>
+        </w:rPr>
+        <w:t>query</w:t>
+      </w:r>
+      <w:proofErr w:type="spellEnd"/>
+      <w:r>
+        <w:rPr>
+          <w:lang w:val="es-ES"/>
+        </w:rPr>
+        <w:t xml:space="preserve"> </w:t>
+      </w:r>
+      <w:proofErr w:type="spellStart"/>
+      <w:r>
+        <w:rPr>
+          <w:lang w:val="es-ES"/>
+        </w:rPr>
+        <w:t>expansion</w:t>
+      </w:r>
+      <w:proofErr w:type="spellEnd"/>
+      <w:r>
+        <w:rPr>
+          <w:lang w:val="es-ES"/>
+        </w:rPr>
+        <w:t>: extrae nombres propios del historial de conversación (</w:t>
+      </w:r>
+      <w:proofErr w:type="spellStart"/>
+      <w:r>
+        <w:rPr>
+          <w:lang w:val="es-ES"/>
+        </w:rPr>
+        <w:t>regex</w:t>
+      </w:r>
+      <w:proofErr w:type="spellEnd"/>
+      <w:r>
+        <w:rPr>
+          <w:lang w:val="es-ES"/>
+        </w:rPr>
+        <w:t xml:space="preserve">) y enriquece la </w:t>
+      </w:r>
+      <w:proofErr w:type="spellStart"/>
+      <w:r>
+        <w:rPr>
+          <w:lang w:val="es-ES"/>
+        </w:rPr>
+        <w:t>query</w:t>
+      </w:r>
+      <w:proofErr w:type="spellEnd"/>
+      <w:r>
+        <w:rPr>
+          <w:lang w:val="es-ES"/>
+        </w:rPr>
+        <w:t xml:space="preserve"> para recuperar los </w:t>
+      </w:r>
+      <w:proofErr w:type="spellStart"/>
+      <w:r>
+        <w:rPr>
+          <w:lang w:val="es-ES"/>
+        </w:rPr>
+        <w:t>chunks</w:t>
+      </w:r>
+      <w:proofErr w:type="spellEnd"/>
+      <w:r>
+        <w:rPr>
+          <w:lang w:val="es-ES"/>
+        </w:rPr>
+        <w:t xml:space="preserve"> más relevantes.</w:t>
       </w:r>
     </w:p>
     <w:p>
@@ -664,7 +1436,21 @@
         <w:rPr>
           <w:lang w:val="es-ES"/>
         </w:rPr>
-        <w:t>Orquesta la llamada al agente Azure o a GPT directo según el modo (rag_mode).</w:t>
+        <w:t>Orquesta la llamada al agente Azure o a GPT directo según el modo (</w:t>
+      </w:r>
+      <w:proofErr w:type="spellStart"/>
+      <w:r>
+        <w:rPr>
+          <w:lang w:val="es-ES"/>
+        </w:rPr>
+        <w:t>rag_mode</w:t>
+      </w:r>
+      <w:proofErr w:type="spellEnd"/>
+      <w:r>
+        <w:rPr>
+          <w:lang w:val="es-ES"/>
+        </w:rPr>
+        <w:t>).</w:t>
       </w:r>
     </w:p>
     <w:p>
@@ -674,11 +1460,19 @@
           <w:lang w:val="es-ES"/>
         </w:rPr>
       </w:pPr>
-      <w:r>
-        <w:rPr>
-          <w:lang w:val="es-ES"/>
-        </w:rPr>
-        <w:t>Post-procesa la respuesta: elimina citas de archivo (</w:t>
+      <w:proofErr w:type="spellStart"/>
+      <w:r>
+        <w:rPr>
+          <w:lang w:val="es-ES"/>
+        </w:rPr>
+        <w:t>Post-procesa</w:t>
+      </w:r>
+      <w:proofErr w:type="spellEnd"/>
+      <w:r>
+        <w:rPr>
+          <w:lang w:val="es-ES"/>
+        </w:rPr>
+        <w:t xml:space="preserve"> la respuesta: elimina citas de archivo (</w:t>
       </w:r>
       <w:r>
         <w:t>【</w:t>
@@ -696,7 +1490,21 @@
         <w:rPr>
           <w:lang w:val="es-ES"/>
         </w:rPr>
-        <w:t>), formatea CSVs si el asistente devuelve datos tabulares.</w:t>
+        <w:t xml:space="preserve">), formatea </w:t>
+      </w:r>
+      <w:proofErr w:type="spellStart"/>
+      <w:r>
+        <w:rPr>
+          <w:lang w:val="es-ES"/>
+        </w:rPr>
+        <w:t>CSVs</w:t>
+      </w:r>
+      <w:proofErr w:type="spellEnd"/>
+      <w:r>
+        <w:rPr>
+          <w:lang w:val="es-ES"/>
+        </w:rPr>
+        <w:t xml:space="preserve"> si el asistente devuelve datos tabulares.</w:t>
       </w:r>
     </w:p>
     <w:p>
@@ -724,8 +1532,16 @@
         <w:rPr>
           <w:lang w:val="es-ES"/>
         </w:rPr>
-        <w:t>Plantillas de prompts</w:t>
-      </w:r>
+        <w:t xml:space="preserve">Plantillas de </w:t>
+      </w:r>
+      <w:proofErr w:type="spellStart"/>
+      <w:r>
+        <w:rPr>
+          <w:lang w:val="es-ES"/>
+        </w:rPr>
+        <w:t>prompts</w:t>
+      </w:r>
+      <w:proofErr w:type="spellEnd"/>
     </w:p>
     <w:p>
       <w:pPr>
@@ -737,7 +1553,77 @@
         <w:rPr>
           <w:lang w:val="es-ES"/>
         </w:rPr>
-        <w:t>Centraliza todos los prompts del sistema en una clase estática. Soporta multiidioma (español/inglés). Incluye prompts para: respuesta directa, clasificación de query, expansión de queries, etc.</w:t>
+        <w:t xml:space="preserve">Centraliza todos los </w:t>
+      </w:r>
+      <w:proofErr w:type="spellStart"/>
+      <w:r>
+        <w:rPr>
+          <w:lang w:val="es-ES"/>
+        </w:rPr>
+        <w:t>prompts</w:t>
+      </w:r>
+      <w:proofErr w:type="spellEnd"/>
+      <w:r>
+        <w:rPr>
+          <w:lang w:val="es-ES"/>
+        </w:rPr>
+        <w:t xml:space="preserve"> del sistema en una clase estática. Soporta </w:t>
+      </w:r>
+      <w:proofErr w:type="spellStart"/>
+      <w:r>
+        <w:rPr>
+          <w:lang w:val="es-ES"/>
+        </w:rPr>
+        <w:t>multiidioma</w:t>
+      </w:r>
+      <w:proofErr w:type="spellEnd"/>
+      <w:r>
+        <w:rPr>
+          <w:lang w:val="es-ES"/>
+        </w:rPr>
+        <w:t xml:space="preserve"> (español/inglés). Incluye </w:t>
+      </w:r>
+      <w:proofErr w:type="spellStart"/>
+      <w:r>
+        <w:rPr>
+          <w:lang w:val="es-ES"/>
+        </w:rPr>
+        <w:t>prompts</w:t>
+      </w:r>
+      <w:proofErr w:type="spellEnd"/>
+      <w:r>
+        <w:rPr>
+          <w:lang w:val="es-ES"/>
+        </w:rPr>
+        <w:t xml:space="preserve"> para: respuesta directa, clasificación de </w:t>
+      </w:r>
+      <w:proofErr w:type="spellStart"/>
+      <w:r>
+        <w:rPr>
+          <w:lang w:val="es-ES"/>
+        </w:rPr>
+        <w:t>query</w:t>
+      </w:r>
+      <w:proofErr w:type="spellEnd"/>
+      <w:r>
+        <w:rPr>
+          <w:lang w:val="es-ES"/>
+        </w:rPr>
+        <w:t xml:space="preserve">, expansión de </w:t>
+      </w:r>
+      <w:proofErr w:type="spellStart"/>
+      <w:r>
+        <w:rPr>
+          <w:lang w:val="es-ES"/>
+        </w:rPr>
+        <w:t>queries</w:t>
+      </w:r>
+      <w:proofErr w:type="spellEnd"/>
+      <w:r>
+        <w:rPr>
+          <w:lang w:val="es-ES"/>
+        </w:rPr>
+        <w:t>, etc.</w:t>
       </w:r>
     </w:p>
     <w:p>
@@ -784,7 +1670,49 @@
         <w:rPr>
           <w:lang w:val="es-ES"/>
         </w:rPr>
-        <w:t>Valida entradas y salidas del pipeline (contenido inapropiado, queries maliciosas, respuestas fuera de scope). Son opcionales y se activan en config.</w:t>
+        <w:t xml:space="preserve">Valida entradas y salidas del pipeline (contenido inapropiado, </w:t>
+      </w:r>
+      <w:proofErr w:type="spellStart"/>
+      <w:r>
+        <w:rPr>
+          <w:lang w:val="es-ES"/>
+        </w:rPr>
+        <w:t>queries</w:t>
+      </w:r>
+      <w:proofErr w:type="spellEnd"/>
+      <w:r>
+        <w:rPr>
+          <w:lang w:val="es-ES"/>
+        </w:rPr>
+        <w:t xml:space="preserve"> maliciosas, respuestas fuera de </w:t>
+      </w:r>
+      <w:proofErr w:type="spellStart"/>
+      <w:r>
+        <w:rPr>
+          <w:lang w:val="es-ES"/>
+        </w:rPr>
+        <w:t>scope</w:t>
+      </w:r>
+      <w:proofErr w:type="spellEnd"/>
+      <w:r>
+        <w:rPr>
+          <w:lang w:val="es-ES"/>
+        </w:rPr>
+        <w:t xml:space="preserve">). Son opcionales y se activan en </w:t>
+      </w:r>
+      <w:proofErr w:type="spellStart"/>
+      <w:r>
+        <w:rPr>
+          <w:lang w:val="es-ES"/>
+        </w:rPr>
+        <w:t>config</w:t>
+      </w:r>
+      <w:proofErr w:type="spellEnd"/>
+      <w:r>
+        <w:rPr>
+          <w:lang w:val="es-ES"/>
+        </w:rPr>
+        <w:t>.</w:t>
       </w:r>
     </w:p>
     <w:p>
@@ -794,13 +1722,23 @@
           <w:lang w:val="es-ES"/>
         </w:rPr>
       </w:pPr>
+      <w:proofErr w:type="spellStart"/>
       <w:r>
         <w:rPr>
           <w:i/>
           <w:iCs/>
           <w:lang w:val="es-ES"/>
         </w:rPr>
-        <w:t xml:space="preserve">services/ </w:t>
+        <w:t>services</w:t>
+      </w:r>
+      <w:proofErr w:type="spellEnd"/>
+      <w:r>
+        <w:rPr>
+          <w:i/>
+          <w:iCs/>
+          <w:lang w:val="es-ES"/>
+        </w:rPr>
+        <w:t xml:space="preserve">/ </w:t>
       </w:r>
       <w:r>
         <w:rPr>
@@ -831,12 +1769,14 @@
             <w:tcW w:w="4320" w:type="dxa"/>
           </w:tcPr>
           <w:p>
+            <w:proofErr w:type="spellStart"/>
             <w:r>
               <w:rPr>
                 <w:b/>
               </w:rPr>
               <w:t>Archivo</w:t>
             </w:r>
+            <w:proofErr w:type="spellEnd"/>
           </w:p>
         </w:tc>
         <w:tc>
@@ -844,12 +1784,14 @@
             <w:tcW w:w="4320" w:type="dxa"/>
           </w:tcPr>
           <w:p>
+            <w:proofErr w:type="spellStart"/>
             <w:r>
               <w:rPr>
                 <w:b/>
               </w:rPr>
               <w:t>Responsabilidad</w:t>
             </w:r>
+            <w:proofErr w:type="spellEnd"/>
           </w:p>
         </w:tc>
       </w:tr>
@@ -909,8 +1851,16 @@
               <w:rPr>
                 <w:lang w:val="es-ES"/>
               </w:rPr>
-              <w:t>CRUD de conversaciones en CosmosDB</w:t>
+              <w:t xml:space="preserve">CRUD de conversaciones en </w:t>
             </w:r>
+            <w:proofErr w:type="spellStart"/>
+            <w:r>
+              <w:rPr>
+                <w:lang w:val="es-ES"/>
+              </w:rPr>
+              <w:t>CosmosDB</w:t>
+            </w:r>
+            <w:proofErr w:type="spellEnd"/>
           </w:p>
         </w:tc>
       </w:tr>
@@ -939,8 +1889,44 @@
               <w:rPr>
                 <w:lang w:val="es-ES"/>
               </w:rPr>
-              <w:t>Extracción de texto de PDFs con Azure Document Intelligence</w:t>
+              <w:t xml:space="preserve">Extracción de texto de </w:t>
             </w:r>
+            <w:proofErr w:type="spellStart"/>
+            <w:r>
+              <w:rPr>
+                <w:lang w:val="es-ES"/>
+              </w:rPr>
+              <w:t>PDFs</w:t>
+            </w:r>
+            <w:proofErr w:type="spellEnd"/>
+            <w:r>
+              <w:rPr>
+                <w:lang w:val="es-ES"/>
+              </w:rPr>
+              <w:t xml:space="preserve"> con Azure </w:t>
+            </w:r>
+            <w:proofErr w:type="spellStart"/>
+            <w:r>
+              <w:rPr>
+                <w:lang w:val="es-ES"/>
+              </w:rPr>
+              <w:t>Document</w:t>
+            </w:r>
+            <w:proofErr w:type="spellEnd"/>
+            <w:r>
+              <w:rPr>
+                <w:lang w:val="es-ES"/>
+              </w:rPr>
+              <w:t xml:space="preserve"> </w:t>
+            </w:r>
+            <w:proofErr w:type="spellStart"/>
+            <w:r>
+              <w:rPr>
+                <w:lang w:val="es-ES"/>
+              </w:rPr>
+              <w:t>Intelligence</w:t>
+            </w:r>
+            <w:proofErr w:type="spellEnd"/>
           </w:p>
         </w:tc>
       </w:tr>
@@ -969,7 +1955,21 @@
               <w:rPr>
                 <w:lang w:val="es-ES"/>
               </w:rPr>
-              <w:t>Orquesta el procesamiento completo de documentos (chunking, indexación)</w:t>
+              <w:t>Orquesta el procesamiento completo de documentos (</w:t>
+            </w:r>
+            <w:proofErr w:type="spellStart"/>
+            <w:r>
+              <w:rPr>
+                <w:lang w:val="es-ES"/>
+              </w:rPr>
+              <w:t>chunking</w:t>
+            </w:r>
+            <w:proofErr w:type="spellEnd"/>
+            <w:r>
+              <w:rPr>
+                <w:lang w:val="es-ES"/>
+              </w:rPr>
+              <w:t>, indexación)</w:t>
             </w:r>
           </w:p>
         </w:tc>
@@ -995,12 +1995,28 @@
                 <w:lang w:val="es-ES"/>
               </w:rPr>
             </w:pPr>
+            <w:proofErr w:type="spellStart"/>
             <w:r>
               <w:rPr>
                 <w:lang w:val="es-ES"/>
               </w:rPr>
-              <w:t>Wrapper del cliente Azure OpenAI</w:t>
+              <w:t>Wrapper</w:t>
             </w:r>
+            <w:proofErr w:type="spellEnd"/>
+            <w:r>
+              <w:rPr>
+                <w:lang w:val="es-ES"/>
+              </w:rPr>
+              <w:t xml:space="preserve"> del cliente Azure </w:t>
+            </w:r>
+            <w:proofErr w:type="spellStart"/>
+            <w:r>
+              <w:rPr>
+                <w:lang w:val="es-ES"/>
+              </w:rPr>
+              <w:t>OpenAI</w:t>
+            </w:r>
+            <w:proofErr w:type="spellEnd"/>
           </w:p>
         </w:tc>
       </w:tr>
@@ -1049,13 +2065,23 @@
           <w:lang w:val="es-ES"/>
         </w:rPr>
       </w:pPr>
+      <w:proofErr w:type="spellStart"/>
       <w:r>
         <w:rPr>
           <w:i/>
           <w:iCs/>
           <w:lang w:val="es-ES"/>
         </w:rPr>
-        <w:t xml:space="preserve">jsonsAsistentes/ </w:t>
+        <w:t>jsonsAsistentes</w:t>
+      </w:r>
+      <w:proofErr w:type="spellEnd"/>
+      <w:r>
+        <w:rPr>
+          <w:i/>
+          <w:iCs/>
+          <w:lang w:val="es-ES"/>
+        </w:rPr>
+        <w:t xml:space="preserve">/ </w:t>
       </w:r>
       <w:r>
         <w:rPr>
@@ -1080,7 +2106,67 @@
         <w:rPr>
           <w:lang w:val="es-ES"/>
         </w:rPr>
-        <w:t>Cada JSON define un asistente especializado (ej: iberia.json, telia.json). Contiene su assistant_id, instrucciones del sistema, parámetros GPT y si usa búsqueda vectorial.</w:t>
+        <w:t>Cada JSON define un asistente especializado (</w:t>
+      </w:r>
+      <w:proofErr w:type="spellStart"/>
+      <w:r>
+        <w:rPr>
+          <w:lang w:val="es-ES"/>
+        </w:rPr>
+        <w:t>ej</w:t>
+      </w:r>
+      <w:proofErr w:type="spellEnd"/>
+      <w:r>
+        <w:rPr>
+          <w:lang w:val="es-ES"/>
+        </w:rPr>
+        <w:t xml:space="preserve">: </w:t>
+      </w:r>
+      <w:proofErr w:type="spellStart"/>
+      <w:proofErr w:type="gramStart"/>
+      <w:r>
+        <w:rPr>
+          <w:lang w:val="es-ES"/>
+        </w:rPr>
+        <w:t>iberia.json</w:t>
+      </w:r>
+      <w:proofErr w:type="spellEnd"/>
+      <w:proofErr w:type="gramEnd"/>
+      <w:r>
+        <w:rPr>
+          <w:lang w:val="es-ES"/>
+        </w:rPr>
+        <w:t xml:space="preserve">, </w:t>
+      </w:r>
+      <w:proofErr w:type="spellStart"/>
+      <w:proofErr w:type="gramStart"/>
+      <w:r>
+        <w:rPr>
+          <w:lang w:val="es-ES"/>
+        </w:rPr>
+        <w:t>telia.json</w:t>
+      </w:r>
+      <w:proofErr w:type="spellEnd"/>
+      <w:proofErr w:type="gramEnd"/>
+      <w:r>
+        <w:rPr>
+          <w:lang w:val="es-ES"/>
+        </w:rPr>
+        <w:t xml:space="preserve">). Contiene su </w:t>
+      </w:r>
+      <w:proofErr w:type="spellStart"/>
+      <w:r>
+        <w:rPr>
+          <w:lang w:val="es-ES"/>
+        </w:rPr>
+        <w:t>assistant_id</w:t>
+      </w:r>
+      <w:proofErr w:type="spellEnd"/>
+      <w:r>
+        <w:rPr>
+          <w:lang w:val="es-ES"/>
+        </w:rPr>
+        <w:t>, instrucciones del sistema, parámetros GPT y si usa búsqueda vectorial.</w:t>
       </w:r>
     </w:p>
     <w:p>
@@ -1127,7 +2213,49 @@
         <w:rPr>
           <w:lang w:val="es-ES"/>
         </w:rPr>
-        <w:t>Variables de entorno, credenciales Azure, parámetros del modelo (temperatura, max tokens, etc.) y flags para activar/desactivar guardrails.</w:t>
+        <w:t xml:space="preserve">Variables de entorno, credenciales Azure, parámetros del modelo (temperatura, </w:t>
+      </w:r>
+      <w:proofErr w:type="spellStart"/>
+      <w:r>
+        <w:rPr>
+          <w:lang w:val="es-ES"/>
+        </w:rPr>
+        <w:t>max</w:t>
+      </w:r>
+      <w:proofErr w:type="spellEnd"/>
+      <w:r>
+        <w:rPr>
+          <w:lang w:val="es-ES"/>
+        </w:rPr>
+        <w:t xml:space="preserve"> tokens, etc.) y </w:t>
+      </w:r>
+      <w:proofErr w:type="spellStart"/>
+      <w:r>
+        <w:rPr>
+          <w:lang w:val="es-ES"/>
+        </w:rPr>
+        <w:t>flags</w:t>
+      </w:r>
+      <w:proofErr w:type="spellEnd"/>
+      <w:r>
+        <w:rPr>
+          <w:lang w:val="es-ES"/>
+        </w:rPr>
+        <w:t xml:space="preserve"> para activar/desactivar </w:t>
+      </w:r>
+      <w:proofErr w:type="spellStart"/>
+      <w:r>
+        <w:rPr>
+          <w:lang w:val="es-ES"/>
+        </w:rPr>
+        <w:t>guardrails</w:t>
+      </w:r>
+      <w:proofErr w:type="spellEnd"/>
+      <w:r>
+        <w:rPr>
+          <w:lang w:val="es-ES"/>
+        </w:rPr>
+        <w:t>.</w:t>
       </w:r>
     </w:p>
     <w:p>
@@ -1141,19 +2269,7 @@
         <w:rPr>
           <w:lang w:val="es-ES"/>
         </w:rPr>
-        <w:t xml:space="preserve">Flujo resumido de </w:t>
-      </w:r>
-      <w:r>
-        <w:rPr>
-          <w:lang w:val="es-ES"/>
-        </w:rPr>
-        <w:t>una</w:t>
-      </w:r>
-      <w:r>
-        <w:rPr>
-          <w:lang w:val="es-ES"/>
-        </w:rPr>
-        <w:t xml:space="preserve"> consulta</w:t>
+        <w:t>Flujo resumido de una consulta</w:t>
       </w:r>
     </w:p>
     <w:p>
@@ -1186,14 +2302,59 @@
           <w:lang w:val="es-ES"/>
         </w:rPr>
         <w:br/>
-        <w:t>main.py  (FastAPI endpoint)</w:t>
-      </w:r>
+      </w:r>
+      <w:proofErr w:type="gramStart"/>
       <w:r>
         <w:rPr>
           <w:rFonts w:ascii="Courier New" w:hAnsi="Courier New"/>
           <w:sz w:val="18"/>
           <w:lang w:val="es-ES"/>
         </w:rPr>
+        <w:t>main.py  (</w:t>
+      </w:r>
+      <w:proofErr w:type="spellStart"/>
+      <w:proofErr w:type="gramEnd"/>
+      <w:r>
+        <w:rPr>
+          <w:rFonts w:ascii="Courier New" w:hAnsi="Courier New"/>
+          <w:sz w:val="18"/>
+          <w:lang w:val="es-ES"/>
+        </w:rPr>
+        <w:t>FastAPI</w:t>
+      </w:r>
+      <w:proofErr w:type="spellEnd"/>
+      <w:r>
+        <w:rPr>
+          <w:rFonts w:ascii="Courier New" w:hAnsi="Courier New"/>
+          <w:sz w:val="18"/>
+          <w:lang w:val="es-ES"/>
+        </w:rPr>
+        <w:t xml:space="preserve"> </w:t>
+      </w:r>
+      <w:proofErr w:type="spellStart"/>
+      <w:r>
+        <w:rPr>
+          <w:rFonts w:ascii="Courier New" w:hAnsi="Courier New"/>
+          <w:sz w:val="18"/>
+          <w:lang w:val="es-ES"/>
+        </w:rPr>
+        <w:t>endpoint</w:t>
+      </w:r>
+      <w:proofErr w:type="spellEnd"/>
+      <w:r>
+        <w:rPr>
+          <w:rFonts w:ascii="Courier New" w:hAnsi="Courier New"/>
+          <w:sz w:val="18"/>
+          <w:lang w:val="es-ES"/>
+        </w:rPr>
+        <w:t>)</w:t>
+      </w:r>
+      <w:r>
+        <w:rPr>
+          <w:rFonts w:ascii="Courier New" w:hAnsi="Courier New"/>
+          <w:sz w:val="18"/>
+          <w:lang w:val="es-ES"/>
+        </w:rPr>
         <w:br/>
         <w:t xml:space="preserve">     </w:t>
       </w:r>
@@ -1204,25 +2365,24 @@
           <w:lang w:val="es-ES"/>
         </w:rPr>
         <w:br/>
-        <w:t>appLangGraph.py  (grafo de estados)</w:t>
-      </w:r>
+      </w:r>
+      <w:proofErr w:type="gramStart"/>
       <w:r>
         <w:rPr>
           <w:rFonts w:ascii="Courier New" w:hAnsi="Courier New"/>
           <w:sz w:val="18"/>
           <w:lang w:val="es-ES"/>
         </w:rPr>
-        <w:br/>
-        <w:t xml:space="preserve">      retriever.py    Azure Search  (busca chunks relevantes)</w:t>
-      </w:r>
+        <w:t>appLangGraph.py  (</w:t>
+      </w:r>
+      <w:proofErr w:type="gramEnd"/>
       <w:r>
         <w:rPr>
           <w:rFonts w:ascii="Courier New" w:hAnsi="Courier New"/>
           <w:sz w:val="18"/>
           <w:lang w:val="es-ES"/>
         </w:rPr>
-        <w:br/>
-        <w:t xml:space="preserve">      generator.py    agent_builder_workflow.py    Azure Assistants API</w:t>
+        <w:t>grafo de estados)</w:t>
       </w:r>
       <w:r>
         <w:rPr>
@@ -1231,17 +2391,99 @@
           <w:lang w:val="es-ES"/>
         </w:rPr>
         <w:br/>
-        <w:t xml:space="preserve">          </w:t>
-      </w:r>
+        <w:t xml:space="preserve">      retriever.py    Azure </w:t>
+      </w:r>
+      <w:proofErr w:type="gramStart"/>
       <w:r>
         <w:rPr>
           <w:rFonts w:ascii="Courier New" w:hAnsi="Courier New"/>
           <w:sz w:val="18"/>
           <w:lang w:val="es-ES"/>
         </w:rPr>
+        <w:t>Search  (</w:t>
+      </w:r>
+      <w:proofErr w:type="gramEnd"/>
+      <w:r>
+        <w:rPr>
+          <w:rFonts w:ascii="Courier New" w:hAnsi="Courier New"/>
+          <w:sz w:val="18"/>
+          <w:lang w:val="es-ES"/>
+        </w:rPr>
+        <w:t xml:space="preserve">busca </w:t>
+      </w:r>
+      <w:proofErr w:type="spellStart"/>
+      <w:r>
+        <w:rPr>
+          <w:rFonts w:ascii="Courier New" w:hAnsi="Courier New"/>
+          <w:sz w:val="18"/>
+          <w:lang w:val="es-ES"/>
+        </w:rPr>
+        <w:t>chunks</w:t>
+      </w:r>
+      <w:proofErr w:type="spellEnd"/>
+      <w:r>
+        <w:rPr>
+          <w:rFonts w:ascii="Courier New" w:hAnsi="Courier New"/>
+          <w:sz w:val="18"/>
+          <w:lang w:val="es-ES"/>
+        </w:rPr>
+        <w:t xml:space="preserve"> relevantes)</w:t>
+      </w:r>
+      <w:r>
+        <w:rPr>
+          <w:rFonts w:ascii="Courier New" w:hAnsi="Courier New"/>
+          <w:sz w:val="18"/>
+          <w:lang w:val="es-ES"/>
+        </w:rPr>
         <w:br/>
-        <w:t>Respuesta enviada al usuario + guardada en CosmosDB</w:t>
-      </w:r>
+        <w:t xml:space="preserve">      generator.py    agent_builder_workflow.py    Azure </w:t>
+      </w:r>
+      <w:proofErr w:type="spellStart"/>
+      <w:r>
+        <w:rPr>
+          <w:rFonts w:ascii="Courier New" w:hAnsi="Courier New"/>
+          <w:sz w:val="18"/>
+          <w:lang w:val="es-ES"/>
+        </w:rPr>
+        <w:t>Assistants</w:t>
+      </w:r>
+      <w:proofErr w:type="spellEnd"/>
+      <w:r>
+        <w:rPr>
+          <w:rFonts w:ascii="Courier New" w:hAnsi="Courier New"/>
+          <w:sz w:val="18"/>
+          <w:lang w:val="es-ES"/>
+        </w:rPr>
+        <w:t xml:space="preserve"> API</w:t>
+      </w:r>
+      <w:r>
+        <w:rPr>
+          <w:rFonts w:ascii="Courier New" w:hAnsi="Courier New"/>
+          <w:sz w:val="18"/>
+          <w:lang w:val="es-ES"/>
+        </w:rPr>
+        <w:br/>
+        <w:t xml:space="preserve">          </w:t>
+      </w:r>
+      <w:r>
+        <w:rPr>
+          <w:rFonts w:ascii="Courier New" w:hAnsi="Courier New"/>
+          <w:sz w:val="18"/>
+          <w:lang w:val="es-ES"/>
+        </w:rPr>
+        <w:br/>
+        <w:t xml:space="preserve">Respuesta enviada al usuario + guardada en </w:t>
+      </w:r>
+      <w:proofErr w:type="spellStart"/>
+      <w:r>
+        <w:rPr>
+          <w:rFonts w:ascii="Courier New" w:hAnsi="Courier New"/>
+          <w:sz w:val="18"/>
+          <w:lang w:val="es-ES"/>
+        </w:rPr>
+        <w:t>CosmosDB</w:t>
+      </w:r>
+      <w:proofErr w:type="spellEnd"/>
     </w:p>
     <w:sectPr>
       <w:pgSz w:w="12240" w:h="15840"/>
